--- a/week-02-writing-place/OP2 Writing Place.docx
+++ b/week-02-writing-place/OP2 Writing Place.docx
@@ -8,7 +8,7 @@
       </w:pPr>
       <w:r>
         <w:rPr>
-          <w:rFonts w:ascii="Inter" w:hAnsi="Inter" w:eastAsia="Inter" w:cs="Inter"/>
+          <w:rFonts w:ascii="Calibri" w:hAnsi="Calibri" w:eastAsia="Calibri" w:cs="Calibri"/>
           <w:b/>
           <w:bCs/>
           <w:sz w:val="22"/>
@@ -21,7 +21,7 @@
       </w:r>
       <w:r>
         <w:rPr>
-          <w:rFonts w:ascii="Inter" w:hAnsi="Inter" w:eastAsia="Inter" w:cs="Inter"/>
+          <w:rFonts w:ascii="Calibri" w:hAnsi="Calibri" w:eastAsia="Calibri" w:cs="Calibri"/>
           <w:b/>
           <w:bCs/>
           <w:sz w:val="22"/>
@@ -34,7 +34,7 @@
       </w:r>
       <w:r>
         <w:rPr>
-          <w:rFonts w:ascii="Inter" w:hAnsi="Inter" w:eastAsia="Inter" w:cs="Inter"/>
+          <w:rFonts w:ascii="Calibri" w:hAnsi="Calibri" w:eastAsia="Calibri" w:cs="Calibri"/>
           <w:b/>
           <w:bCs/>
           <w:sz w:val="22"/>
@@ -49,7 +49,7 @@
       </w:pPr>
       <w:r>
         <w:rPr>
-          <w:rFonts w:ascii="Inter" w:hAnsi="Inter" w:eastAsia="Inter" w:cs="Inter"/>
+          <w:rFonts w:ascii="Calibri" w:hAnsi="Calibri" w:eastAsia="Calibri" w:cs="Calibri"/>
           <w:b/>
           <w:bCs/>
           <w:color w:val="4f81bd"/>
@@ -65,7 +65,7 @@
       </w:pPr>
       <w:r>
         <w:rPr>
-          <w:rFonts w:ascii="Inter" w:hAnsi="Inter" w:eastAsia="Inter" w:cs="Inter"/>
+          <w:rFonts w:ascii="Calibri" w:hAnsi="Calibri" w:eastAsia="Calibri" w:cs="Calibri"/>
           <w:sz w:val="22"/>
           <w:szCs w:val="22"/>
         </w:rPr>
@@ -73,7 +73,7 @@
       </w:r>
       <w:r>
         <w:rPr>
-          <w:rFonts w:ascii="Inter" w:hAnsi="Inter" w:eastAsia="Inter" w:cs="Inter"/>
+          <w:rFonts w:ascii="Calibri" w:hAnsi="Calibri" w:eastAsia="Calibri" w:cs="Calibri"/>
           <w:i/>
           <w:iCs/>
           <w:sz w:val="22"/>
@@ -83,7 +83,7 @@
       </w:r>
       <w:r>
         <w:rPr>
-          <w:rFonts w:ascii="Inter" w:hAnsi="Inter" w:eastAsia="Inter" w:cs="Inter"/>
+          <w:rFonts w:ascii="Calibri" w:hAnsi="Calibri" w:eastAsia="Calibri" w:cs="Calibri"/>
           <w:sz w:val="22"/>
           <w:szCs w:val="22"/>
         </w:rPr>
@@ -96,7 +96,7 @@
       </w:pPr>
       <w:r>
         <w:rPr>
-          <w:rFonts w:ascii="Inter" w:hAnsi="Inter" w:eastAsia="Inter" w:cs="Inter"/>
+          <w:rFonts w:ascii="Calibri" w:hAnsi="Calibri" w:eastAsia="Calibri" w:cs="Calibri"/>
           <w:b/>
           <w:bCs/>
           <w:color w:val="4f81bd"/>
@@ -116,7 +116,7 @@
       </w:pPr>
       <w:r>
         <w:rPr>
-          <w:rFonts w:ascii="Inter" w:hAnsi="Inter" w:eastAsia="Inter" w:cs="Inter"/>
+          <w:rFonts w:ascii="Calibri" w:hAnsi="Calibri" w:eastAsia="Calibri" w:cs="Calibri"/>
           <w:sz w:val="22"/>
           <w:szCs w:val="22"/>
         </w:rPr>
@@ -124,7 +124,7 @@
       </w:r>
       <w:r>
         <w:rPr>
-          <w:rFonts w:ascii="Inter" w:hAnsi="Inter" w:eastAsia="Inter" w:cs="Inter"/>
+          <w:rFonts w:ascii="Calibri" w:hAnsi="Calibri" w:eastAsia="Calibri" w:cs="Calibri"/>
           <w:b/>
           <w:bCs/>
           <w:sz w:val="22"/>
@@ -134,7 +134,7 @@
       </w:r>
       <w:r>
         <w:rPr>
-          <w:rFonts w:ascii="Inter" w:hAnsi="Inter" w:eastAsia="Inter" w:cs="Inter"/>
+          <w:rFonts w:ascii="Calibri" w:hAnsi="Calibri" w:eastAsia="Calibri" w:cs="Calibri"/>
           <w:sz w:val="22"/>
           <w:szCs w:val="22"/>
         </w:rPr>
@@ -151,7 +151,7 @@
       </w:pPr>
       <w:r>
         <w:rPr>
-          <w:rFonts w:ascii="Inter" w:hAnsi="Inter" w:eastAsia="Inter" w:cs="Inter"/>
+          <w:rFonts w:ascii="Calibri" w:hAnsi="Calibri" w:eastAsia="Calibri" w:cs="Calibri"/>
           <w:sz w:val="22"/>
           <w:szCs w:val="22"/>
         </w:rPr>
@@ -159,7 +159,7 @@
       </w:r>
       <w:r>
         <w:rPr>
-          <w:rFonts w:ascii="Inter" w:hAnsi="Inter" w:eastAsia="Inter" w:cs="Inter"/>
+          <w:rFonts w:ascii="Calibri" w:hAnsi="Calibri" w:eastAsia="Calibri" w:cs="Calibri"/>
           <w:b/>
           <w:bCs/>
           <w:sz w:val="22"/>
@@ -169,7 +169,7 @@
       </w:r>
       <w:r>
         <w:rPr>
-          <w:rFonts w:ascii="Inter" w:hAnsi="Inter" w:eastAsia="Inter" w:cs="Inter"/>
+          <w:rFonts w:ascii="Calibri" w:hAnsi="Calibri" w:eastAsia="Calibri" w:cs="Calibri"/>
           <w:sz w:val="22"/>
           <w:szCs w:val="22"/>
         </w:rPr>
@@ -186,7 +186,7 @@
       </w:pPr>
       <w:r>
         <w:rPr>
-          <w:rFonts w:ascii="Inter" w:hAnsi="Inter" w:eastAsia="Inter" w:cs="Inter"/>
+          <w:rFonts w:ascii="Calibri" w:hAnsi="Calibri" w:eastAsia="Calibri" w:cs="Calibri"/>
           <w:sz w:val="22"/>
           <w:szCs w:val="22"/>
         </w:rPr>
@@ -194,7 +194,7 @@
       </w:r>
       <w:r>
         <w:rPr>
-          <w:rFonts w:ascii="Inter" w:hAnsi="Inter" w:eastAsia="Inter" w:cs="Inter"/>
+          <w:rFonts w:ascii="Calibri" w:hAnsi="Calibri" w:eastAsia="Calibri" w:cs="Calibri"/>
           <w:sz w:val="22"/>
           <w:szCs w:val="22"/>
         </w:rPr>
@@ -202,7 +202,7 @@
       </w:r>
       <w:r>
         <w:rPr>
-          <w:rFonts w:ascii="Inter" w:hAnsi="Inter" w:eastAsia="Inter" w:cs="Inter"/>
+          <w:rFonts w:ascii="Calibri" w:hAnsi="Calibri" w:eastAsia="Calibri" w:cs="Calibri"/>
           <w:b/>
           <w:bCs/>
           <w:sz w:val="22"/>
@@ -212,7 +212,7 @@
       </w:r>
       <w:r>
         <w:rPr>
-          <w:rFonts w:ascii="Inter" w:hAnsi="Inter" w:eastAsia="Inter" w:cs="Inter"/>
+          <w:rFonts w:ascii="Calibri" w:hAnsi="Calibri" w:eastAsia="Calibri" w:cs="Calibri"/>
           <w:sz w:val="22"/>
           <w:szCs w:val="22"/>
         </w:rPr>
@@ -220,7 +220,7 @@
       </w:r>
       <w:r>
         <w:rPr>
-          <w:rFonts w:ascii="Inter" w:hAnsi="Inter" w:eastAsia="Inter" w:cs="Inter"/>
+          <w:rFonts w:ascii="Calibri" w:hAnsi="Calibri" w:eastAsia="Calibri" w:cs="Calibri"/>
           <w:sz w:val="22"/>
           <w:szCs w:val="22"/>
         </w:rPr>
@@ -233,7 +233,7 @@
       </w:pPr>
       <w:r>
         <w:rPr>
-          <w:rFonts w:ascii="Inter" w:hAnsi="Inter" w:eastAsia="Inter" w:cs="Inter"/>
+          <w:rFonts w:ascii="Calibri" w:hAnsi="Calibri" w:eastAsia="Calibri" w:cs="Calibri"/>
           <w:b/>
           <w:bCs/>
           <w:color w:val="4f81bd"/>
@@ -253,7 +253,7 @@
       </w:pPr>
       <w:r>
         <w:rPr>
-          <w:rFonts w:ascii="Inter" w:hAnsi="Inter" w:eastAsia="Inter" w:cs="Inter"/>
+          <w:rFonts w:ascii="Calibri" w:hAnsi="Calibri" w:eastAsia="Calibri" w:cs="Calibri"/>
           <w:sz w:val="22"/>
           <w:szCs w:val="22"/>
         </w:rPr>
@@ -270,7 +270,7 @@
       </w:pPr>
       <w:r>
         <w:rPr>
-          <w:rFonts w:ascii="Inter" w:hAnsi="Inter" w:eastAsia="Inter" w:cs="Inter"/>
+          <w:rFonts w:ascii="Calibri" w:hAnsi="Calibri" w:eastAsia="Calibri" w:cs="Calibri"/>
           <w:sz w:val="22"/>
           <w:szCs w:val="22"/>
         </w:rPr>
@@ -283,7 +283,7 @@
       </w:pPr>
       <w:r>
         <w:rPr>
-          <w:rFonts w:ascii="Inter" w:hAnsi="Inter" w:eastAsia="Inter" w:cs="Inter"/>
+          <w:rFonts w:ascii="Calibri" w:hAnsi="Calibri" w:eastAsia="Calibri" w:cs="Calibri"/>
           <w:b/>
           <w:bCs/>
           <w:color w:val="4f81bd"/>
@@ -299,7 +299,7 @@
       </w:pPr>
       <w:r>
         <w:rPr>
-          <w:rFonts w:ascii="Inter" w:hAnsi="Inter" w:eastAsia="Inter" w:cs="Inter"/>
+          <w:rFonts w:ascii="Calibri" w:hAnsi="Calibri" w:eastAsia="Calibri" w:cs="Calibri"/>
           <w:b/>
           <w:bCs/>
           <w:sz w:val="22"/>
@@ -310,7 +310,7 @@
       </w:r>
       <w:r>
         <w:rPr>
-          <w:rFonts w:ascii="Inter" w:hAnsi="Inter" w:eastAsia="Inter" w:cs="Inter"/>
+          <w:rFonts w:ascii="Calibri" w:hAnsi="Calibri" w:eastAsia="Calibri" w:cs="Calibri"/>
           <w:sz w:val="22"/>
           <w:szCs w:val="22"/>
         </w:rPr>
@@ -323,7 +323,7 @@
       </w:pPr>
       <w:r>
         <w:rPr>
-          <w:rFonts w:ascii="Inter" w:hAnsi="Inter" w:eastAsia="Inter" w:cs="Inter"/>
+          <w:rFonts w:ascii="Calibri" w:hAnsi="Calibri" w:eastAsia="Calibri" w:cs="Calibri"/>
           <w:b/>
           <w:bCs/>
           <w:color w:val="4f81bd"/>
@@ -381,7 +381,7 @@
             </w:pPr>
             <w:r>
               <w:rPr>
-                <w:rFonts w:ascii="Inter" w:hAnsi="Inter" w:cs="Inter"/>
+                <w:rFonts w:ascii="Calibri" w:hAnsi="Calibri" w:cs="Calibri"/>
                 <w:b/>
                 <w:bCs/>
                 <w:sz w:val="22"/>
@@ -413,7 +413,7 @@
             </w:pPr>
             <w:r>
               <w:rPr>
-                <w:rFonts w:ascii="Inter" w:hAnsi="Inter" w:cs="Inter"/>
+                <w:rFonts w:ascii="Calibri" w:hAnsi="Calibri" w:cs="Calibri"/>
                 <w:sz w:val="22"/>
                 <w:szCs w:val="22"/>
               </w:rPr>
@@ -445,7 +445,7 @@
             </w:pPr>
             <w:r>
               <w:rPr>
-                <w:rFonts w:ascii="Inter" w:hAnsi="Inter" w:cs="Inter"/>
+                <w:rFonts w:ascii="Calibri" w:hAnsi="Calibri" w:cs="Calibri"/>
                 <w:b/>
                 <w:bCs/>
                 <w:sz w:val="22"/>
@@ -477,7 +477,7 @@
             </w:pPr>
             <w:r>
               <w:rPr>
-                <w:rFonts w:ascii="Inter" w:hAnsi="Inter" w:cs="Inter"/>
+                <w:rFonts w:ascii="Calibri" w:hAnsi="Calibri" w:cs="Calibri"/>
                 <w:sz w:val="22"/>
                 <w:szCs w:val="22"/>
               </w:rPr>
@@ -509,7 +509,7 @@
             </w:pPr>
             <w:r>
               <w:rPr>
-                <w:rFonts w:ascii="Inter" w:hAnsi="Inter" w:cs="Inter"/>
+                <w:rFonts w:ascii="Calibri" w:hAnsi="Calibri" w:cs="Calibri"/>
                 <w:b/>
                 <w:bCs/>
                 <w:sz w:val="22"/>
@@ -541,7 +541,7 @@
             </w:pPr>
             <w:r>
               <w:rPr>
-                <w:rFonts w:ascii="Inter" w:hAnsi="Inter" w:cs="Inter"/>
+                <w:rFonts w:ascii="Calibri" w:hAnsi="Calibri" w:cs="Calibri"/>
                 <w:sz w:val="22"/>
                 <w:szCs w:val="22"/>
               </w:rPr>
@@ -1020,7 +1020,7 @@
   <w:docDefaults>
     <w:rPrDefault>
       <w:rPr>
-        <w:rFonts w:ascii="Inter" w:cs="Inter" w:eastAsia="Inter" w:hAnsi="Inter"/>
+        <w:rFonts w:ascii="Calibri" w:cs="Calibri" w:eastAsia="Calibri" w:hAnsi="Calibri"/>
         <w:sz w:val="22"/>
         <w:szCs w:val="22"/>
         <w:lang w:val="en"/>
@@ -1056,7 +1056,7 @@
       <w:spacing w:after="0" w:before="0" w:lineRule="auto"/>
     </w:pPr>
     <w:rPr>
-      <w:rFonts w:ascii="Inter" w:cs="Inter" w:eastAsia="Inter" w:hAnsi="Inter"/>
+      <w:rFonts w:ascii="Calibri" w:cs="Calibri" w:eastAsia="Calibri" w:hAnsi="Calibri"/>
       <w:b w:val="1"/>
       <w:bCs w:val="1"/>
       <w:color w:val="366091"/>
@@ -1074,7 +1074,7 @@
       <w:spacing w:after="0" w:before="200" w:lineRule="auto"/>
     </w:pPr>
     <w:rPr>
-      <w:rFonts w:ascii="Inter" w:cs="Inter" w:eastAsia="Inter" w:hAnsi="Inter"/>
+      <w:rFonts w:ascii="Calibri" w:cs="Calibri" w:eastAsia="Calibri" w:hAnsi="Calibri"/>
       <w:b w:val="1"/>
       <w:bCs w:val="1"/>
       <w:color w:val="4f81bd"/>
@@ -1157,7 +1157,7 @@
       <w:spacing w:after="300" w:line="240" w:lineRule="auto"/>
     </w:pPr>
     <w:rPr>
-      <w:rFonts w:ascii="Inter" w:cs="Inter" w:eastAsia="Inter" w:hAnsi="Inter"/>
+      <w:rFonts w:ascii="Calibri" w:cs="Calibri" w:eastAsia="Calibri" w:hAnsi="Calibri"/>
       <w:color w:val="17365d"/>
       <w:sz w:val="52"/>
       <w:szCs w:val="52"/>

--- a/week-02-writing-place/OP2 Writing Place.docx
+++ b/week-02-writing-place/OP2 Writing Place.docx
@@ -306,15 +306,15 @@
           <w:szCs w:val="22"/>
           <w:highlight w:val="yellow"/>
         </w:rPr>
-        <w:t>This One-Pager is about your real writing life, in your own words and photos.</w:t>
-      </w:r>
-      <w:r>
-        <w:rPr>
-          <w:rFonts w:ascii="Calibri" w:hAnsi="Calibri" w:eastAsia="Calibri" w:cs="Calibri"/>
-          <w:sz w:val="22"/>
-          <w:szCs w:val="22"/>
-        </w:rPr>
-        <w:t xml:space="preserve"> You will share writing places with the class, but the place, the process, and the words are yours. After the gush, Journaler’s reflection partner asks how it went — it never writes for you.</w:t>
+        <w:t xml:space="preserve">After the gush, you have the opportunity to reflect — either on your own or with Journaler’s onboard AI reflection partner. Turn AI on or off to access each option.</w:t>
+      </w:r>
+      <w:r>
+        <w:rPr>
+          <w:rFonts w:ascii="Calibri" w:hAnsi="Calibri" w:eastAsia="Calibri" w:cs="Calibri"/>
+          <w:sz w:val="22"/>
+          <w:szCs w:val="22"/>
+        </w:rPr>
+        <w:t xml:space="preserve"/>
       </w:r>
     </w:p>
     <w:p>

--- a/week-02-writing-place/OP2 Writing Place.docx
+++ b/week-02-writing-place/OP2 Writing Place.docx
@@ -112,6 +112,7 @@
           <w:ilvl w:val="0"/>
           <w:numId w:val="1001"/>
         </w:numPr>
+        <w:spacing w:before="0" w:after="0"/>
         <w:ind w:left="720" w:hanging="360"/>
       </w:pPr>
       <w:r>
@@ -147,6 +148,7 @@
           <w:ilvl w:val="0"/>
           <w:numId w:val="1001"/>
         </w:numPr>
+        <w:spacing w:before="0" w:after="0"/>
         <w:ind w:left="720" w:hanging="360"/>
       </w:pPr>
       <w:r>
@@ -182,6 +184,7 @@
           <w:ilvl w:val="0"/>
           <w:numId w:val="1001"/>
         </w:numPr>
+        <w:spacing w:before="0" w:after="0"/>
         <w:ind w:left="720" w:hanging="360"/>
       </w:pPr>
       <w:r>
@@ -249,6 +252,7 @@
           <w:ilvl w:val="0"/>
           <w:numId w:val="1002"/>
         </w:numPr>
+        <w:spacing w:before="0" w:after="0"/>
         <w:ind w:left="720" w:hanging="360"/>
       </w:pPr>
       <w:r>
@@ -266,6 +270,7 @@
           <w:ilvl w:val="0"/>
           <w:numId w:val="1002"/>
         </w:numPr>
+        <w:spacing w:before="0" w:after="0"/>
         <w:ind w:left="720" w:hanging="360"/>
       </w:pPr>
       <w:r>
